--- a/backend/data/corpus/DOC-20240410-132.docx
+++ b/backend/data/corpus/DOC-20240410-132.docx
@@ -63,7 +63,7 @@
           <w:b/>
           <w:sz w:val="21"/>
         </w:rPr>
-        <w:t>Rosalind Voskuijlen, MD, Willowmere Neuroscience Center, Grand Rapids, MI (AR)</w:t>
+        <w:t>Fabian Lammermoor, MD, Juniper Flats Neurology Partners, Charleston, SC (RSM)</w:t>
       </w:r>
     </w:p>
     <w:p>
@@ -71,7 +71,7 @@
         <w:rPr>
           <w:sz w:val="21"/>
         </w:rPr>
-        <w:t>&gt; Benefit verification is the step that most often delays a start here.</w:t>
+        <w:t>&gt; A rushed visit over a quick coffee; the schedule was tight.</w:t>
       </w:r>
     </w:p>
     <w:p>
@@ -79,7 +79,7 @@
         <w:rPr>
           <w:sz w:val="21"/>
         </w:rPr>
-        <w:t>&gt; The new charting templates went live without much warning, and that took up the first part of the conversation.</w:t>
+        <w:t>&gt; The practice lost a front-desk coordinator and has not backfilled, so the referral queue is slowly recovering.</w:t>
       </w:r>
     </w:p>
     <w:p>
@@ -87,255 +87,7 @@
         <w:rPr>
           <w:sz w:val="21"/>
         </w:rPr>
-        <w:t>&gt; Mentioned a review that circulated on the service but did not raise any specific finding.</w:t>
-      </w:r>
-    </w:p>
-    <w:p>
-      <w:r>
-        <w:rPr>
-          <w:sz w:val="21"/>
-        </w:rPr>
-        <w:t>&gt; Agreed to reconnect at the following quarter; no materials requested.</w:t>
-      </w:r>
-    </w:p>
-    <w:p>
-      <w:r>
-        <w:rPr>
-          <w:sz w:val="21"/>
-        </w:rPr>
-      </w:r>
-    </w:p>
-    <w:p>
-      <w:r>
-        <w:rPr>
-          <w:b/>
-          <w:sz w:val="21"/>
-        </w:rPr>
-        <w:t>Dagmar Nashwood, MD, Harborlight Epilepsy Center, Portland, ME (RSM)</w:t>
-      </w:r>
-    </w:p>
-    <w:p>
-      <w:r>
-        <w:rPr>
-          <w:sz w:val="21"/>
-        </w:rPr>
-        <w:t>&gt; Talked through newly referred patients in general terms, without any specific case.</w:t>
-      </w:r>
-    </w:p>
-    <w:p>
-      <w:r>
-        <w:rPr>
-          <w:sz w:val="21"/>
-        </w:rPr>
-        <w:t>&gt; Spent some time on the pediatric-to-adult transfers and how workup decisions get sequenced.</w:t>
-      </w:r>
-    </w:p>
-    <w:p>
-      <w:r>
-        <w:rPr>
-          <w:sz w:val="21"/>
-        </w:rPr>
-        <w:t>&gt; Left it at that, with the next visit to be scheduled.</w:t>
-      </w:r>
-    </w:p>
-    <w:p>
-      <w:r>
-        <w:rPr>
-          <w:sz w:val="21"/>
-        </w:rPr>
-        <w:t>&gt; The prior-authorization workflow has not settled, and that took up the first part of the conversation.</w:t>
-      </w:r>
-    </w:p>
-    <w:p>
-      <w:r>
-        <w:rPr>
-          <w:sz w:val="21"/>
-        </w:rPr>
-      </w:r>
-    </w:p>
-    <w:p>
-      <w:r>
-        <w:rPr>
-          <w:b/>
-          <w:sz w:val="21"/>
-        </w:rPr>
-        <w:t>Silvio Inverness, MD, Alder Point Neurology Associates, Madison, WI (RSM)</w:t>
-      </w:r>
-    </w:p>
-    <w:p>
-      <w:r>
-        <w:rPr>
-          <w:sz w:val="21"/>
-        </w:rPr>
-        <w:t>&gt; Titration scheduling is handled by nursing staff, which the practice finds workable.</w:t>
-      </w:r>
-    </w:p>
-    <w:p>
-      <w:r>
-        <w:rPr>
-          <w:sz w:val="21"/>
-        </w:rPr>
-        <w:t>&gt; No materials requested this time. Asked about safety and confirmed nothing to report.</w:t>
-      </w:r>
-    </w:p>
-    <w:p>
-      <w:r>
-        <w:rPr>
-          <w:sz w:val="21"/>
-        </w:rPr>
-        <w:t>&gt; Mentioned a review that circulated on the service but did not raise any specific finding.</w:t>
-      </w:r>
-    </w:p>
-    <w:p>
-      <w:r>
-        <w:rPr>
-          <w:sz w:val="21"/>
-        </w:rPr>
-      </w:r>
-    </w:p>
-    <w:p>
-      <w:r>
-        <w:rPr>
-          <w:b/>
-          <w:sz w:val="21"/>
-        </w:rPr>
-        <w:t>Gaspar Brannigan, MD, Beacon Hill Neurology Associates, Tucson, AZ (RSM)</w:t>
-      </w:r>
-    </w:p>
-    <w:p>
-      <w:r>
-        <w:rPr>
-          <w:sz w:val="21"/>
-        </w:rPr>
-        <w:t>&gt; Caught a clipped window by the scheduling desk between patients.</w:t>
-      </w:r>
-    </w:p>
-    <w:p>
-      <w:r>
-        <w:rPr>
-          <w:sz w:val="21"/>
-        </w:rPr>
-        <w:t>&gt; Talked through the surgical workup list in general terms, without any specific case.</w:t>
-      </w:r>
-    </w:p>
-    <w:p>
-      <w:r>
-        <w:rPr>
-          <w:sz w:val="21"/>
-        </w:rPr>
-        <w:t>&gt; The appeals process takes longer than the clinical decision, which came up as a general frustration.</w:t>
-      </w:r>
-    </w:p>
-    <w:p>
-      <w:r>
-        <w:rPr>
-          <w:sz w:val="21"/>
-        </w:rPr>
-        <w:t>&gt; Mentioned a session summary from a colleague but did not raise any specific finding.</w:t>
-      </w:r>
-    </w:p>
-    <w:p>
-      <w:r>
-        <w:rPr>
-          <w:sz w:val="21"/>
-        </w:rPr>
-        <w:t>&gt; Asked whether I would be at the meeting later this year.</w:t>
-      </w:r>
-    </w:p>
-    <w:p>
-      <w:r>
-        <w:rPr>
-          <w:sz w:val="21"/>
-        </w:rPr>
-      </w:r>
-    </w:p>
-    <w:p>
-      <w:r>
-        <w:rPr>
-          <w:b/>
-          <w:sz w:val="21"/>
-        </w:rPr>
-        <w:t>Alastair Harkness, MD, Quarry Hill Epilepsy Center, Scranton, PA (RSM)</w:t>
-      </w:r>
-    </w:p>
-    <w:p>
-      <w:r>
-        <w:rPr>
-          <w:sz w:val="21"/>
-        </w:rPr>
-        <w:t>&gt; Stopped by in the conference room for a compressed conversation.</w:t>
-      </w:r>
-    </w:p>
-    <w:p>
-      <w:r>
-        <w:rPr>
-          <w:sz w:val="21"/>
-        </w:rPr>
-        <w:t>&gt; Spent some time on the pediatric-to-adult transfers and how workup decisions get sequenced.</w:t>
-      </w:r>
-    </w:p>
-    <w:p>
-      <w:r>
-        <w:rPr>
-          <w:sz w:val="21"/>
-        </w:rPr>
-        <w:t>&gt; Mostly small talk about the program and the venue.</w:t>
-      </w:r>
-    </w:p>
-    <w:p>
-      <w:r>
-        <w:rPr>
-          <w:sz w:val="21"/>
-        </w:rPr>
-        <w:t>&gt; Referenced a review that circulated on the service in passing.</w:t>
-      </w:r>
-    </w:p>
-    <w:p>
-      <w:r>
-        <w:rPr>
-          <w:sz w:val="21"/>
-        </w:rPr>
-      </w:r>
-    </w:p>
-    <w:p>
-      <w:r>
-        <w:rPr>
-          <w:b/>
-          <w:sz w:val="21"/>
-        </w:rPr>
-        <w:t>Delphine Dunmore, MD, Windrow Neuroscience Center, Wichita, KS (AR)</w:t>
-      </w:r>
-    </w:p>
-    <w:p>
-      <w:r>
-        <w:rPr>
-          <w:sz w:val="21"/>
-        </w:rPr>
-        <w:t>&gt; A clipped meeting in the reading room, first one this quarter.</w:t>
-      </w:r>
-    </w:p>
-    <w:p>
-      <w:r>
-        <w:rPr>
-          <w:sz w:val="21"/>
-        </w:rPr>
-        <w:t>&gt; Asked about my travel schedule, since visits keep landing on the busiest clinic days.</w:t>
-      </w:r>
-    </w:p>
-    <w:p>
-      <w:r>
-        <w:rPr>
-          <w:sz w:val="21"/>
-        </w:rPr>
-        <w:t>&gt; Referral patterns into this clinic have changed, and the older half of the panel is a bigger share than it was.</w:t>
-      </w:r>
-    </w:p>
-    <w:p>
-      <w:r>
-        <w:rPr>
-          <w:sz w:val="21"/>
-        </w:rPr>
-        <w:t>&gt; The travel schedule this year came up, and little else.</w:t>
+        <w:t>&gt; Referral patterns into this clinic have changed, and newly referred patients is a bigger share than it was.</w:t>
       </w:r>
     </w:p>
     <w:p>
@@ -359,7 +111,7 @@
           <w:b/>
           <w:sz w:val="21"/>
         </w:rPr>
-        <w:t>Gemma Brannigan, MD, Bayview Health Neurology, Chattanooga, TN (AR)</w:t>
+        <w:t>Pallavi Wainwright, MD, Bluestem Comprehensive Epilepsy Clinic, Savannah, GA (RSM)</w:t>
       </w:r>
     </w:p>
     <w:p>
@@ -367,7 +119,7 @@
         <w:rPr>
           <w:sz w:val="21"/>
         </w:rPr>
-        <w:t>&gt; A half-hour meeting by the scheduling desk, first one this quarter.</w:t>
+        <w:t>&gt; The composition of the older half of the panel has shifted over the last year or two.</w:t>
       </w:r>
     </w:p>
     <w:p>
@@ -375,7 +127,7 @@
         <w:rPr>
           <w:sz w:val="21"/>
         </w:rPr>
-        <w:t>&gt; The phone triage line has not settled, and that took up the first part of the conversation.</w:t>
+        <w:t>&gt; Spent some time on newly referred patients and how workup decisions get sequenced.</w:t>
       </w:r>
     </w:p>
     <w:p>
@@ -383,23 +135,7 @@
         <w:rPr>
           <w:sz w:val="21"/>
         </w:rPr>
-        <w:t>&gt; No materials requested this time. Asked about safety and confirmed nothing to report.</w:t>
-      </w:r>
-    </w:p>
-    <w:p>
-      <w:r>
-        <w:rPr>
-          <w:sz w:val="21"/>
-        </w:rPr>
-        <w:t>&gt; The composition of the pediatric-to-adult transfers has shifted over the last year or two.</w:t>
-      </w:r>
-    </w:p>
-    <w:p>
-      <w:r>
-        <w:rPr>
-          <w:sz w:val="21"/>
-        </w:rPr>
-        <w:t>&gt; Noted that the appeals process takes longer than the clinical decision and that this is not specific to any one product.</w:t>
+        <w:t>&gt; Noted that coverage paperwork varies by payer and that this is not specific to any one product.</w:t>
       </w:r>
     </w:p>
     <w:p>
@@ -415,7 +151,7 @@
           <w:b/>
           <w:sz w:val="21"/>
         </w:rPr>
-        <w:t>Darius Kirkpatrick, MD, Ironwood Neurology Associates, Akron, OH (RSM)</w:t>
+        <w:t>Victor Salas, MD, Hill Country Neuroscience Institute, Austin, TX (RSM)</w:t>
       </w:r>
     </w:p>
     <w:p>
@@ -423,7 +159,7 @@
         <w:rPr>
           <w:sz w:val="21"/>
         </w:rPr>
-        <w:t>&gt; An unexpectedly long visit by the scheduling desk; the schedule was tight.</w:t>
+        <w:t>&gt; Caught a twenty-minute window at the nurses' station between patients.</w:t>
       </w:r>
     </w:p>
     <w:p>
@@ -431,7 +167,7 @@
         <w:rPr>
           <w:sz w:val="21"/>
         </w:rPr>
-        <w:t>&gt; Agreed to reconnect at the next visit; nothing actionable this visit.</w:t>
+        <w:t>&gt; The practice lost one of the nurse practitioners and has not backfilled, so the new-patient backlog is slowly recovering.</w:t>
       </w:r>
     </w:p>
     <w:p>
@@ -439,7 +175,15 @@
         <w:rPr>
           <w:sz w:val="21"/>
         </w:rPr>
-        <w:t>&gt; The practice lost a rotating resident and has not backfilled, so routine follow-up slots is slowly recovering.</w:t>
+        <w:t>&gt; The travel schedule this year came up, and little else.</w:t>
+      </w:r>
+    </w:p>
+    <w:p>
+      <w:r>
+        <w:rPr>
+          <w:sz w:val="21"/>
+        </w:rPr>
+        <w:t>&gt; Monitoring intervals during titration are set by clinic routine here rather than by protocol.</w:t>
       </w:r>
     </w:p>
     <w:p>
@@ -455,7 +199,7 @@
           <w:b/>
           <w:sz w:val="21"/>
         </w:rPr>
-        <w:t>Imani Grierson, MD, Foxglove Health Neurology, Wichita, KS (RSM)</w:t>
+        <w:t>Odalys Stanhope, MD, Copperfield Neurology Institute, Trenton, NJ (RSM)</w:t>
       </w:r>
     </w:p>
     <w:p>
@@ -463,7 +207,7 @@
         <w:rPr>
           <w:sz w:val="21"/>
         </w:rPr>
-        <w:t>&gt; A fragmented visit by the scheduling desk; the schedule was tight.</w:t>
+        <w:t>&gt; A short visit in the shared office; the schedule was tight.</w:t>
       </w:r>
     </w:p>
     <w:p>
@@ -471,7 +215,7 @@
         <w:rPr>
           <w:sz w:val="21"/>
         </w:rPr>
-        <w:t>&gt; The travel schedule this year came up, and little else.</w:t>
+        <w:t>&gt; The practice lost the epilepsy fellow and has not backfilled, so clinic throughput is slowly recovering.</w:t>
       </w:r>
     </w:p>
     <w:p>
@@ -479,7 +223,223 @@
         <w:rPr>
           <w:sz w:val="21"/>
         </w:rPr>
-        <w:t>&gt; Mentioned a session summary from a colleague but did not raise any specific finding.</w:t>
+        <w:t>&gt; Mostly small talk about the program and the venue.</w:t>
+      </w:r>
+    </w:p>
+    <w:p>
+      <w:r>
+        <w:rPr>
+          <w:sz w:val="21"/>
+        </w:rPr>
+        <w:t>&gt; No product discussion this time. Asked about safety and confirmed nothing to report.</w:t>
+      </w:r>
+    </w:p>
+    <w:p>
+      <w:r>
+        <w:rPr>
+          <w:sz w:val="21"/>
+        </w:rPr>
+        <w:t>&gt; The appeals process takes longer than the clinical decision, which came up as a general frustration.</w:t>
+      </w:r>
+    </w:p>
+    <w:p>
+      <w:r>
+        <w:rPr>
+          <w:sz w:val="21"/>
+        </w:rPr>
+      </w:r>
+    </w:p>
+    <w:p>
+      <w:r>
+        <w:rPr>
+          <w:b/>
+          <w:sz w:val="21"/>
+        </w:rPr>
+        <w:t>Rosalind Voskuijlen, MD, Willowmere Neuroscience Center, Grand Rapids, MI (AR)</w:t>
+      </w:r>
+    </w:p>
+    <w:p>
+      <w:r>
+        <w:rPr>
+          <w:sz w:val="21"/>
+        </w:rPr>
+        <w:t>&gt; Asked whether I had seen a case series someone forwarded; I had not, and offered nothing in return.</w:t>
+      </w:r>
+    </w:p>
+    <w:p>
+      <w:r>
+        <w:rPr>
+          <w:sz w:val="21"/>
+        </w:rPr>
+        <w:t>&gt; The composition of the older half of the panel has shifted over the last year or two.</w:t>
+      </w:r>
+    </w:p>
+    <w:p>
+      <w:r>
+        <w:rPr>
+          <w:sz w:val="21"/>
+        </w:rPr>
+        <w:t>&gt; Asked about my travel schedule, since visits keep landing on the busiest clinic days.</w:t>
+      </w:r>
+    </w:p>
+    <w:p>
+      <w:r>
+        <w:rPr>
+          <w:sz w:val="21"/>
+        </w:rPr>
+      </w:r>
+    </w:p>
+    <w:p>
+      <w:r>
+        <w:rPr>
+          <w:b/>
+          <w:sz w:val="21"/>
+        </w:rPr>
+        <w:t>Hadley Wycliffe, MD, Northbrook Neurology Institute, Peoria, IL (RSM)</w:t>
+      </w:r>
+    </w:p>
+    <w:p>
+      <w:r>
+        <w:rPr>
+          <w:sz w:val="21"/>
+        </w:rPr>
+        <w:t>&gt; Caught a clipped window in the corridor between patients.</w:t>
+      </w:r>
+    </w:p>
+    <w:p>
+      <w:r>
+        <w:rPr>
+          <w:sz w:val="21"/>
+        </w:rPr>
+        <w:t>&gt; Described how newly referred patients is triaged now compared with before.</w:t>
+      </w:r>
+    </w:p>
+    <w:p>
+      <w:r>
+        <w:rPr>
+          <w:sz w:val="21"/>
+        </w:rPr>
+        <w:t>&gt; Mentioned a case series someone forwarded but did not raise any specific finding.</w:t>
+      </w:r>
+    </w:p>
+    <w:p>
+      <w:r>
+        <w:rPr>
+          <w:sz w:val="21"/>
+        </w:rPr>
+      </w:r>
+    </w:p>
+    <w:p>
+      <w:r>
+        <w:rPr>
+          <w:b/>
+          <w:sz w:val="21"/>
+        </w:rPr>
+        <w:t>Quentin Oakhurst, MD, Northbrook Neurology Institute, Oakland, CA (RSM)</w:t>
+      </w:r>
+    </w:p>
+    <w:p>
+      <w:r>
+        <w:rPr>
+          <w:sz w:val="21"/>
+        </w:rPr>
+        <w:t>&gt; A short visit in the conference room; the schedule was tight.</w:t>
+      </w:r>
+    </w:p>
+    <w:p>
+      <w:r>
+        <w:rPr>
+          <w:sz w:val="21"/>
+        </w:rPr>
+        <w:t>&gt; Titration habits came up in general terms; no specifics were discussed and none were offered.</w:t>
+      </w:r>
+    </w:p>
+    <w:p>
+      <w:r>
+        <w:rPr>
+          <w:sz w:val="21"/>
+        </w:rPr>
+        <w:t>&gt; Closed there — no specific request.</w:t>
+      </w:r>
+    </w:p>
+    <w:p>
+      <w:r>
+        <w:rPr>
+          <w:sz w:val="21"/>
+        </w:rPr>
+      </w:r>
+    </w:p>
+    <w:p>
+      <w:r>
+        <w:rPr>
+          <w:b/>
+          <w:sz w:val="21"/>
+        </w:rPr>
+        <w:t>Silvio Barrowman, MD, Beacon Hill Neurology Associates, Providence, RI (AR)</w:t>
+      </w:r>
+    </w:p>
+    <w:p>
+      <w:r>
+        <w:rPr>
+          <w:sz w:val="21"/>
+        </w:rPr>
+        <w:t>&gt; Caught an unexpectedly long window in the reading room between patients.</w:t>
+      </w:r>
+    </w:p>
+    <w:p>
+      <w:r>
+        <w:rPr>
+          <w:sz w:val="21"/>
+        </w:rPr>
+        <w:t>&gt; Described a preference for slower titration in general, unrelated to any particular patient.</w:t>
+      </w:r>
+    </w:p>
+    <w:p>
+      <w:r>
+        <w:rPr>
+          <w:sz w:val="21"/>
+        </w:rPr>
+        <w:t>&gt; Asked about my travel schedule, since visits keep landing on the busiest clinic days.</w:t>
+      </w:r>
+    </w:p>
+    <w:p>
+      <w:r>
+        <w:rPr>
+          <w:sz w:val="21"/>
+        </w:rPr>
+      </w:r>
+    </w:p>
+    <w:p>
+      <w:r>
+        <w:rPr>
+          <w:b/>
+          <w:sz w:val="21"/>
+        </w:rPr>
+        <w:t>Orla Wycliffe, MD, Highmoor Health Neurology, Little Rock, AR (RSM)</w:t>
+      </w:r>
+    </w:p>
+    <w:p>
+      <w:r>
+        <w:rPr>
+          <w:sz w:val="21"/>
+        </w:rPr>
+        <w:t>&gt; Stopped by by the scheduling desk for a half-hour conversation.</w:t>
+      </w:r>
+    </w:p>
+    <w:p>
+      <w:r>
+        <w:rPr>
+          <w:sz w:val="21"/>
+        </w:rPr>
+        <w:t>&gt; Asked about my travel schedule, since visits keep landing on the busiest clinic days.</w:t>
+      </w:r>
+    </w:p>
+    <w:p>
+      <w:r>
+        <w:rPr>
+          <w:sz w:val="21"/>
+        </w:rPr>
+        <w:t>&gt; Nothing actionable this visit this time. Asked about safety and confirmed nothing to report.</w:t>
       </w:r>
     </w:p>
     <w:p>
